--- a/templates/Sworn_Statement_of_Capital.docx
+++ b/templates/Sworn_Statement_of_Capital.docx
@@ -78,7 +78,55 @@
           <w:rFonts w:ascii="Arial" w:hAnsi="Arial" w:cs="Arial"/>
           <w:u w:val="single"/>
         </w:rPr>
-        <w:t>{firstName} {middleName} {lastName}</w:t>
+        <w:t>{</w:t>
+      </w:r>
+      <w:proofErr w:type="spellStart"/>
+      <w:r>
+        <w:rPr>
+          <w:rFonts w:ascii="Arial" w:hAnsi="Arial" w:cs="Arial"/>
+          <w:u w:val="single"/>
+        </w:rPr>
+        <w:t>firstName</w:t>
+      </w:r>
+      <w:proofErr w:type="spellEnd"/>
+      <w:r>
+        <w:rPr>
+          <w:rFonts w:ascii="Arial" w:hAnsi="Arial" w:cs="Arial"/>
+          <w:u w:val="single"/>
+        </w:rPr>
+        <w:t>} {</w:t>
+      </w:r>
+      <w:proofErr w:type="spellStart"/>
+      <w:r>
+        <w:rPr>
+          <w:rFonts w:ascii="Arial" w:hAnsi="Arial" w:cs="Arial"/>
+          <w:u w:val="single"/>
+        </w:rPr>
+        <w:t>middleName</w:t>
+      </w:r>
+      <w:proofErr w:type="spellEnd"/>
+      <w:r>
+        <w:rPr>
+          <w:rFonts w:ascii="Arial" w:hAnsi="Arial" w:cs="Arial"/>
+          <w:u w:val="single"/>
+        </w:rPr>
+        <w:t>} {</w:t>
+      </w:r>
+      <w:proofErr w:type="spellStart"/>
+      <w:r>
+        <w:rPr>
+          <w:rFonts w:ascii="Arial" w:hAnsi="Arial" w:cs="Arial"/>
+          <w:u w:val="single"/>
+        </w:rPr>
+        <w:t>lastName</w:t>
+      </w:r>
+      <w:proofErr w:type="spellEnd"/>
+      <w:r>
+        <w:rPr>
+          <w:rFonts w:ascii="Arial" w:hAnsi="Arial" w:cs="Arial"/>
+          <w:u w:val="single"/>
+        </w:rPr>
+        <w:t>}</w:t>
       </w:r>
       <w:r>
         <w:rPr>
@@ -91,7 +139,23 @@
           <w:rFonts w:ascii="Arial" w:hAnsi="Arial" w:cs="Arial"/>
           <w:u w:val="single"/>
         </w:rPr>
-        <w:t>{ownerAddress}</w:t>
+        <w:t>{</w:t>
+      </w:r>
+      <w:proofErr w:type="spellStart"/>
+      <w:r>
+        <w:rPr>
+          <w:rFonts w:ascii="Arial" w:hAnsi="Arial" w:cs="Arial"/>
+          <w:u w:val="single"/>
+        </w:rPr>
+        <w:t>ownerAddress</w:t>
+      </w:r>
+      <w:proofErr w:type="spellEnd"/>
+      <w:r>
+        <w:rPr>
+          <w:rFonts w:ascii="Arial" w:hAnsi="Arial" w:cs="Arial"/>
+          <w:u w:val="single"/>
+        </w:rPr>
+        <w:t>}</w:t>
       </w:r>
       <w:r>
         <w:rPr>
@@ -131,7 +195,23 @@
           <w:rFonts w:ascii="Arial" w:hAnsi="Arial" w:cs="Arial"/>
           <w:u w:val="single"/>
         </w:rPr>
-        <w:t>{businessName}</w:t>
+        <w:t>{</w:t>
+      </w:r>
+      <w:proofErr w:type="spellStart"/>
+      <w:r>
+        <w:rPr>
+          <w:rFonts w:ascii="Arial" w:hAnsi="Arial" w:cs="Arial"/>
+          <w:u w:val="single"/>
+        </w:rPr>
+        <w:t>businessName</w:t>
+      </w:r>
+      <w:proofErr w:type="spellEnd"/>
+      <w:r>
+        <w:rPr>
+          <w:rFonts w:ascii="Arial" w:hAnsi="Arial" w:cs="Arial"/>
+          <w:u w:val="single"/>
+        </w:rPr>
+        <w:t>}</w:t>
       </w:r>
     </w:p>
     <w:p>
@@ -154,7 +234,23 @@
           <w:rFonts w:ascii="Arial" w:hAnsi="Arial" w:cs="Arial"/>
           <w:u w:val="single"/>
         </w:rPr>
-        <w:t>{businessAddress}</w:t>
+        <w:t>{</w:t>
+      </w:r>
+      <w:proofErr w:type="spellStart"/>
+      <w:r>
+        <w:rPr>
+          <w:rFonts w:ascii="Arial" w:hAnsi="Arial" w:cs="Arial"/>
+          <w:u w:val="single"/>
+        </w:rPr>
+        <w:t>businessAddress</w:t>
+      </w:r>
+      <w:proofErr w:type="spellEnd"/>
+      <w:r>
+        <w:rPr>
+          <w:rFonts w:ascii="Arial" w:hAnsi="Arial" w:cs="Arial"/>
+          <w:u w:val="single"/>
+        </w:rPr>
+        <w:t>}</w:t>
       </w:r>
       <w:r>
         <w:rPr>
@@ -206,6 +302,7 @@
         </w:rPr>
         <w:t>{</w:t>
       </w:r>
+      <w:proofErr w:type="spellStart"/>
       <w:r>
         <w:rPr>
           <w:rFonts w:ascii="Arial" w:hAnsi="Arial" w:cs="Arial"/>
@@ -213,6 +310,7 @@
         </w:rPr>
         <w:t>capitalInvestmentWords</w:t>
       </w:r>
+      <w:proofErr w:type="spellEnd"/>
       <w:r>
         <w:rPr>
           <w:rFonts w:ascii="Arial" w:hAnsi="Arial" w:cs="Arial"/>
@@ -311,15 +409,13 @@
     </w:p>
     <w:p>
       <w:pPr>
-        <w:ind w:firstLine="720"/>
-        <w:rPr>
-          <w:rFonts w:ascii="Arial" w:hAnsi="Arial" w:cs="Arial"/>
-        </w:rPr>
-      </w:pPr>
-    </w:p>
-    <w:p>
-      <w:pPr>
-        <w:ind w:firstLine="720"/>
+        <w:rPr>
+          <w:rFonts w:ascii="Arial" w:hAnsi="Arial" w:cs="Arial"/>
+        </w:rPr>
+      </w:pPr>
+    </w:p>
+    <w:p>
+      <w:pPr>
         <w:rPr>
           <w:rFonts w:ascii="Arial" w:hAnsi="Arial" w:cs="Arial"/>
         </w:rPr>
@@ -328,31 +424,66 @@
     <w:p>
       <w:pPr>
         <w:spacing w:after="0"/>
-        <w:ind w:firstLine="720"/>
-        <w:jc w:val="center"/>
-        <w:rPr>
-          <w:rFonts w:ascii="Arial" w:hAnsi="Arial" w:cs="Arial"/>
-          <w:u w:val="single"/>
-        </w:rPr>
-      </w:pPr>
-      <w:r>
-        <w:rPr>
-          <w:rFonts w:ascii="Arial" w:hAnsi="Arial" w:cs="Arial"/>
-        </w:rPr>
-        <w:t xml:space="preserve">                                                                                </w:t>
-      </w:r>
-      <w:r>
-        <w:rPr>
-          <w:rFonts w:ascii="Arial" w:hAnsi="Arial" w:cs="Arial"/>
-        </w:rPr>
-        <w:t xml:space="preserve"> </w:t>
-      </w:r>
-      <w:r>
-        <w:rPr>
-          <w:rFonts w:ascii="Arial" w:hAnsi="Arial" w:cs="Arial"/>
-          <w:u w:val="single"/>
-        </w:rPr>
-        <w:t>{firstName} {middleName} {lastName}</w:t>
+        <w:jc w:val="right"/>
+        <w:rPr>
+          <w:rFonts w:ascii="Arial" w:hAnsi="Arial" w:cs="Arial"/>
+          <w:u w:val="single"/>
+        </w:rPr>
+      </w:pPr>
+      <w:r>
+        <w:rPr>
+          <w:rFonts w:ascii="Arial" w:hAnsi="Arial" w:cs="Arial"/>
+          <w:u w:val="single"/>
+        </w:rPr>
+        <w:t>{</w:t>
+      </w:r>
+      <w:proofErr w:type="spellStart"/>
+      <w:r>
+        <w:rPr>
+          <w:rFonts w:ascii="Arial" w:hAnsi="Arial" w:cs="Arial"/>
+          <w:u w:val="single"/>
+        </w:rPr>
+        <w:t>firstName</w:t>
+      </w:r>
+      <w:proofErr w:type="spellEnd"/>
+      <w:r>
+        <w:rPr>
+          <w:rFonts w:ascii="Arial" w:hAnsi="Arial" w:cs="Arial"/>
+          <w:u w:val="single"/>
+        </w:rPr>
+        <w:t>} {</w:t>
+      </w:r>
+      <w:proofErr w:type="spellStart"/>
+      <w:r>
+        <w:rPr>
+          <w:rFonts w:ascii="Arial" w:hAnsi="Arial" w:cs="Arial"/>
+          <w:u w:val="single"/>
+        </w:rPr>
+        <w:t>middleName</w:t>
+      </w:r>
+      <w:proofErr w:type="spellEnd"/>
+      <w:r>
+        <w:rPr>
+          <w:rFonts w:ascii="Arial" w:hAnsi="Arial" w:cs="Arial"/>
+          <w:u w:val="single"/>
+        </w:rPr>
+        <w:t>} {</w:t>
+      </w:r>
+      <w:proofErr w:type="spellStart"/>
+      <w:r>
+        <w:rPr>
+          <w:rFonts w:ascii="Arial" w:hAnsi="Arial" w:cs="Arial"/>
+          <w:u w:val="single"/>
+        </w:rPr>
+        <w:t>lastName</w:t>
+      </w:r>
+      <w:proofErr w:type="spellEnd"/>
+      <w:r>
+        <w:rPr>
+          <w:rFonts w:ascii="Arial" w:hAnsi="Arial" w:cs="Arial"/>
+          <w:u w:val="single"/>
+        </w:rPr>
+        <w:t>}</w:t>
       </w:r>
     </w:p>
     <w:p>

--- a/templates/Sworn_Statement_of_Capital.docx
+++ b/templates/Sworn_Statement_of_Capital.docx
@@ -78,84 +78,47 @@
           <w:rFonts w:ascii="Arial" w:hAnsi="Arial" w:cs="Arial"/>
           <w:u w:val="single"/>
         </w:rPr>
+        <w:t>{firstName} {middleName} {lastName}</w:t>
+      </w:r>
+      <w:r>
+        <w:rPr>
+          <w:rFonts w:ascii="Arial" w:hAnsi="Arial" w:cs="Arial"/>
+        </w:rPr>
+        <w:t xml:space="preserve"> of legal age, </w:t>
+      </w:r>
+      <w:r>
+        <w:rPr>
+          <w:rFonts w:ascii="Arial" w:hAnsi="Arial" w:cs="Arial"/>
+          <w:u w:val="single"/>
+        </w:rPr>
         <w:t>{</w:t>
       </w:r>
-      <w:proofErr w:type="spellStart"/>
       <w:r>
         <w:rPr>
           <w:rFonts w:ascii="Arial" w:hAnsi="Arial" w:cs="Arial"/>
           <w:u w:val="single"/>
         </w:rPr>
-        <w:t>firstName</w:t>
-      </w:r>
-      <w:proofErr w:type="spellEnd"/>
+        <w:t>age</w:t>
+      </w:r>
       <w:r>
         <w:rPr>
           <w:rFonts w:ascii="Arial" w:hAnsi="Arial" w:cs="Arial"/>
           <w:u w:val="single"/>
         </w:rPr>
-        <w:t>} {</w:t>
-      </w:r>
-      <w:proofErr w:type="spellStart"/>
+        <w:t>}</w:t>
+      </w:r>
+      <w:r>
+        <w:rPr>
+          <w:rFonts w:ascii="Arial" w:hAnsi="Arial" w:cs="Arial"/>
+        </w:rPr>
+        <w:t xml:space="preserve">, Filipino citizen, and a resident of </w:t>
+      </w:r>
       <w:r>
         <w:rPr>
           <w:rFonts w:ascii="Arial" w:hAnsi="Arial" w:cs="Arial"/>
           <w:u w:val="single"/>
         </w:rPr>
-        <w:t>middleName</w:t>
-      </w:r>
-      <w:proofErr w:type="spellEnd"/>
-      <w:r>
-        <w:rPr>
-          <w:rFonts w:ascii="Arial" w:hAnsi="Arial" w:cs="Arial"/>
-          <w:u w:val="single"/>
-        </w:rPr>
-        <w:t>} {</w:t>
-      </w:r>
-      <w:proofErr w:type="spellStart"/>
-      <w:r>
-        <w:rPr>
-          <w:rFonts w:ascii="Arial" w:hAnsi="Arial" w:cs="Arial"/>
-          <w:u w:val="single"/>
-        </w:rPr>
-        <w:t>lastName</w:t>
-      </w:r>
-      <w:proofErr w:type="spellEnd"/>
-      <w:r>
-        <w:rPr>
-          <w:rFonts w:ascii="Arial" w:hAnsi="Arial" w:cs="Arial"/>
-          <w:u w:val="single"/>
-        </w:rPr>
-        <w:t>}</w:t>
-      </w:r>
-      <w:r>
-        <w:rPr>
-          <w:rFonts w:ascii="Arial" w:hAnsi="Arial" w:cs="Arial"/>
-        </w:rPr>
-        <w:t xml:space="preserve"> of legal age, ____________, Filipino citizen, and a resident of </w:t>
-      </w:r>
-      <w:r>
-        <w:rPr>
-          <w:rFonts w:ascii="Arial" w:hAnsi="Arial" w:cs="Arial"/>
-          <w:u w:val="single"/>
-        </w:rPr>
-        <w:t>{</w:t>
-      </w:r>
-      <w:proofErr w:type="spellStart"/>
-      <w:r>
-        <w:rPr>
-          <w:rFonts w:ascii="Arial" w:hAnsi="Arial" w:cs="Arial"/>
-          <w:u w:val="single"/>
-        </w:rPr>
-        <w:t>ownerAddress</w:t>
-      </w:r>
-      <w:proofErr w:type="spellEnd"/>
-      <w:r>
-        <w:rPr>
-          <w:rFonts w:ascii="Arial" w:hAnsi="Arial" w:cs="Arial"/>
-          <w:u w:val="single"/>
-        </w:rPr>
-        <w:t>}</w:t>
+        <w:t>{ownerAddress}</w:t>
       </w:r>
       <w:r>
         <w:rPr>
@@ -195,23 +158,7 @@
           <w:rFonts w:ascii="Arial" w:hAnsi="Arial" w:cs="Arial"/>
           <w:u w:val="single"/>
         </w:rPr>
-        <w:t>{</w:t>
-      </w:r>
-      <w:proofErr w:type="spellStart"/>
-      <w:r>
-        <w:rPr>
-          <w:rFonts w:ascii="Arial" w:hAnsi="Arial" w:cs="Arial"/>
-          <w:u w:val="single"/>
-        </w:rPr>
-        <w:t>businessName</w:t>
-      </w:r>
-      <w:proofErr w:type="spellEnd"/>
-      <w:r>
-        <w:rPr>
-          <w:rFonts w:ascii="Arial" w:hAnsi="Arial" w:cs="Arial"/>
-          <w:u w:val="single"/>
-        </w:rPr>
-        <w:t>}</w:t>
+        <w:t>{businessName}</w:t>
       </w:r>
     </w:p>
     <w:p>
@@ -234,23 +181,7 @@
           <w:rFonts w:ascii="Arial" w:hAnsi="Arial" w:cs="Arial"/>
           <w:u w:val="single"/>
         </w:rPr>
-        <w:t>{</w:t>
-      </w:r>
-      <w:proofErr w:type="spellStart"/>
-      <w:r>
-        <w:rPr>
-          <w:rFonts w:ascii="Arial" w:hAnsi="Arial" w:cs="Arial"/>
-          <w:u w:val="single"/>
-        </w:rPr>
-        <w:t>businessAddress</w:t>
-      </w:r>
-      <w:proofErr w:type="spellEnd"/>
-      <w:r>
-        <w:rPr>
-          <w:rFonts w:ascii="Arial" w:hAnsi="Arial" w:cs="Arial"/>
-          <w:u w:val="single"/>
-        </w:rPr>
-        <w:t>}</w:t>
+        <w:t>{businessAddress}</w:t>
       </w:r>
       <w:r>
         <w:rPr>
@@ -302,7 +233,6 @@
         </w:rPr>
         <w:t>{</w:t>
       </w:r>
-      <w:proofErr w:type="spellStart"/>
       <w:r>
         <w:rPr>
           <w:rFonts w:ascii="Arial" w:hAnsi="Arial" w:cs="Arial"/>
@@ -310,7 +240,6 @@
         </w:rPr>
         <w:t>capitalInvestmentWords</w:t>
       </w:r>
-      <w:proofErr w:type="spellEnd"/>
       <w:r>
         <w:rPr>
           <w:rFonts w:ascii="Arial" w:hAnsi="Arial" w:cs="Arial"/>
@@ -435,55 +364,7 @@
           <w:rFonts w:ascii="Arial" w:hAnsi="Arial" w:cs="Arial"/>
           <w:u w:val="single"/>
         </w:rPr>
-        <w:t>{</w:t>
-      </w:r>
-      <w:proofErr w:type="spellStart"/>
-      <w:r>
-        <w:rPr>
-          <w:rFonts w:ascii="Arial" w:hAnsi="Arial" w:cs="Arial"/>
-          <w:u w:val="single"/>
-        </w:rPr>
-        <w:t>firstName</w:t>
-      </w:r>
-      <w:proofErr w:type="spellEnd"/>
-      <w:r>
-        <w:rPr>
-          <w:rFonts w:ascii="Arial" w:hAnsi="Arial" w:cs="Arial"/>
-          <w:u w:val="single"/>
-        </w:rPr>
-        <w:t>} {</w:t>
-      </w:r>
-      <w:proofErr w:type="spellStart"/>
-      <w:r>
-        <w:rPr>
-          <w:rFonts w:ascii="Arial" w:hAnsi="Arial" w:cs="Arial"/>
-          <w:u w:val="single"/>
-        </w:rPr>
-        <w:t>middleName</w:t>
-      </w:r>
-      <w:proofErr w:type="spellEnd"/>
-      <w:r>
-        <w:rPr>
-          <w:rFonts w:ascii="Arial" w:hAnsi="Arial" w:cs="Arial"/>
-          <w:u w:val="single"/>
-        </w:rPr>
-        <w:t>} {</w:t>
-      </w:r>
-      <w:proofErr w:type="spellStart"/>
-      <w:r>
-        <w:rPr>
-          <w:rFonts w:ascii="Arial" w:hAnsi="Arial" w:cs="Arial"/>
-          <w:u w:val="single"/>
-        </w:rPr>
-        <w:t>lastName</w:t>
-      </w:r>
-      <w:proofErr w:type="spellEnd"/>
-      <w:r>
-        <w:rPr>
-          <w:rFonts w:ascii="Arial" w:hAnsi="Arial" w:cs="Arial"/>
-          <w:u w:val="single"/>
-        </w:rPr>
-        <w:t>}</w:t>
+        <w:t>{firstName} {middleName} {lastName}</w:t>
       </w:r>
     </w:p>
     <w:p>
